--- a/response/Поручение_на_обработку_пдн_облако-4 (1).docx
+++ b/response/Поручение_на_обработку_пдн_облако-4 (1).docx
@@ -67,7 +67,6 @@
       <w:r>
         <w:rPr>
           <w:rFonts w:cs="Times New Roman" w:ascii="Times New Roman" w:hAnsi="Times New Roman"/>
-          <w:bCs/>
           <w:sz w:val="22"/>
           <w:szCs w:val="22"/>
         </w:rPr>
@@ -76,48 +75,29 @@
       <w:r>
         <w:rPr>
           <w:rFonts w:cs="Times New Roman" w:ascii="Times New Roman" w:hAnsi="Times New Roman"/>
-          <w:color w:val="FF0000"/>
-          <w:sz w:val="22"/>
-          <w:szCs w:val="22"/>
-        </w:rPr>
-        <w:t xml:space="preserve">[номер] </w:t>
-      </w:r>
-      <w:r>
-        <w:rPr>
-          <w:rFonts w:cs="Times New Roman" w:ascii="Times New Roman" w:hAnsi="Times New Roman"/>
-          <w:sz w:val="22"/>
-          <w:szCs w:val="22"/>
-        </w:rPr>
-        <w:t xml:space="preserve">от </w:t>
-      </w:r>
-      <w:r>
-        <w:rPr>
-          <w:rFonts w:cs="Times New Roman" w:ascii="Times New Roman" w:hAnsi="Times New Roman"/>
-          <w:color w:val="FF0000"/>
-          <w:sz w:val="22"/>
-          <w:szCs w:val="22"/>
-        </w:rPr>
-        <w:t>[</w:t>
-      </w:r>
-      <w:r>
-        <w:rPr>
-          <w:rFonts w:cs="Times New Roman" w:ascii="Times New Roman" w:hAnsi="Times New Roman"/>
-          <w:i/>
-          <w:iCs/>
-          <w:color w:val="FF0000"/>
-          <w:sz w:val="22"/>
-          <w:szCs w:val="22"/>
-        </w:rPr>
-        <w:t>дата, месяц, год</w:t>
-      </w:r>
-      <w:r>
-        <w:rPr>
-          <w:rFonts w:cs="Times New Roman" w:ascii="Times New Roman" w:hAnsi="Times New Roman"/>
-          <w:color w:val="FF0000"/>
-          <w:sz w:val="22"/>
-          <w:szCs w:val="22"/>
-        </w:rPr>
-        <w:t>]</w:t>
+          <w:color w:val="1F4E79"/>
+          <w:sz w:val="22"/>
+          <w:szCs w:val="22"/>
+        </w:rPr>
+        <w:t xml:space="preserve">15187386</w:t>
+      </w:r>
+      <w:r>
+        <w:rPr>
+          <w:rFonts w:cs="Times New Roman" w:ascii="Times New Roman" w:hAnsi="Times New Roman"/>
+          <w:sz w:val="22"/>
+          <w:szCs w:val="22"/>
+        </w:rPr>
+        <w:t xml:space="preserve"> от </w:t>
+      </w:r>
+      <w:r>
+        <w:rPr>
+          <w:rFonts w:cs="Times New Roman" w:ascii="Times New Roman" w:hAnsi="Times New Roman"/>
+          <w:color w:val="1F4E79"/>
+          <w:sz w:val="22"/>
+          <w:szCs w:val="22"/>
+          <w:highlight w:val="yellow"/>
+        </w:rPr>
+        <w:t xml:space="preserve">«___» ____________ 20___ г.</w:t>
       </w:r>
     </w:p>
     <w:p>
@@ -150,7 +130,27 @@
         <w:tab/>
         <w:tab/>
         <w:tab/>
-        <w:t>«___»_______2025</w:t>
+        <w:t xml:space="preserve">«___»_______</w:t>
+      </w:r>
+      <w:r>
+        <w:rPr>
+          <w:rFonts w:cs="Times New Roman" w:ascii="Times New Roman" w:hAnsi="Times New Roman"/>
+          <w:b/>
+          <w:bCs/>
+          <w:color w:val="1F4E79"/>
+          <w:sz w:val="22"/>
+          <w:szCs w:val="22"/>
+        </w:rPr>
+        <w:t>2026</w:t>
+      </w:r>
+      <w:r>
+        <w:rPr>
+          <w:rFonts w:cs="Times New Roman" w:ascii="Times New Roman" w:hAnsi="Times New Roman"/>
+          <w:b/>
+          <w:sz w:val="22"/>
+          <w:szCs w:val="22"/>
+        </w:rPr>
+        <w:t xml:space="preserve"> </w:t>
       </w:r>
     </w:p>
     <w:p>
@@ -195,35 +195,11 @@
           <w:rFonts w:cs="Times New Roman" w:ascii="Times New Roman" w:hAnsi="Times New Roman"/>
           <w:b/>
           <w:bCs/>
-          <w:color w:val="FF0000"/>
-          <w:sz w:val="22"/>
-          <w:szCs w:val="22"/>
-        </w:rPr>
-        <w:t>[</w:t>
-      </w:r>
-      <w:r>
-        <w:rPr>
-          <w:rFonts w:cs="Times New Roman" w:ascii="Times New Roman" w:hAnsi="Times New Roman"/>
-          <w:b/>
-          <w:bCs/>
-          <w:i/>
-          <w:iCs/>
-          <w:color w:val="FF0000"/>
-          <w:sz w:val="22"/>
-          <w:szCs w:val="22"/>
-        </w:rPr>
-        <w:t>Наименование компании</w:t>
-      </w:r>
-      <w:r>
-        <w:rPr>
-          <w:rFonts w:cs="Times New Roman" w:ascii="Times New Roman" w:hAnsi="Times New Roman"/>
-          <w:b/>
-          <w:bCs/>
-          <w:color w:val="FF0000"/>
-          <w:sz w:val="22"/>
-          <w:szCs w:val="22"/>
-        </w:rPr>
-        <w:t>]</w:t>
+          <w:color w:val="1F4E79"/>
+          <w:sz w:val="22"/>
+          <w:szCs w:val="22"/>
+        </w:rPr>
+        <w:t xml:space="preserve">Общество с ограниченной ответственностью «АРИТМЕД» (ООО «АРИТМЕД», ИНН 9726013334, ОГРН 1227700287330)</w:t>
       </w:r>
       <w:r>
         <w:rPr>
@@ -241,7 +217,7 @@
           <w:sz w:val="22"/>
           <w:szCs w:val="22"/>
         </w:rPr>
-        <w:t>«Заказчик»</w:t>
+        <w:t xml:space="preserve">«Заказчик»</w:t>
       </w:r>
       <w:r>
         <w:rPr>
@@ -254,31 +230,131 @@
       <w:r>
         <w:rPr>
           <w:rFonts w:cs="Times New Roman" w:ascii="Times New Roman" w:hAnsi="Times New Roman"/>
-          <w:color w:val="FF0000"/>
-          <w:sz w:val="22"/>
-          <w:szCs w:val="22"/>
-        </w:rPr>
-        <w:t>[</w:t>
-      </w:r>
-      <w:r>
-        <w:rPr>
-          <w:rFonts w:cs="Times New Roman" w:ascii="Times New Roman" w:hAnsi="Times New Roman"/>
-          <w:i/>
-          <w:iCs/>
-          <w:color w:val="FF0000"/>
-          <w:sz w:val="22"/>
-          <w:szCs w:val="22"/>
-        </w:rPr>
-        <w:t>ФИО подписанта и должность</w:t>
-      </w:r>
-      <w:r>
-        <w:rPr>
-          <w:rFonts w:cs="Times New Roman" w:ascii="Times New Roman" w:hAnsi="Times New Roman"/>
-          <w:color w:val="FF0000"/>
-          <w:sz w:val="22"/>
-          <w:szCs w:val="22"/>
-        </w:rPr>
-        <w:t>]</w:t>
+          <w:color w:val="1F4E79"/>
+          <w:sz w:val="22"/>
+          <w:szCs w:val="22"/>
+        </w:rPr>
+        <w:t xml:space="preserve">генерального директора Кульбачинской Екатерины Константиновны</w:t>
+      </w:r>
+      <w:r>
+        <w:rPr>
+          <w:rFonts w:cs="Times New Roman" w:ascii="Times New Roman" w:hAnsi="Times New Roman"/>
+          <w:sz w:val="22"/>
+          <w:szCs w:val="22"/>
+        </w:rPr>
+        <w:t xml:space="preserve">, действующ</w:t>
+      </w:r>
+      <w:r>
+        <w:rPr>
+          <w:rFonts w:cs="Times New Roman" w:ascii="Times New Roman" w:hAnsi="Times New Roman"/>
+          <w:color w:val="1F4E79"/>
+          <w:sz w:val="22"/>
+          <w:szCs w:val="22"/>
+        </w:rPr>
+        <w:t xml:space="preserve">ей</w:t>
+      </w:r>
+      <w:r>
+        <w:rPr>
+          <w:rFonts w:cs="Times New Roman" w:ascii="Times New Roman" w:hAnsi="Times New Roman"/>
+          <w:sz w:val="22"/>
+          <w:szCs w:val="22"/>
+        </w:rPr>
+        <w:t xml:space="preserve"> на основании </w:t>
+      </w:r>
+      <w:r>
+        <w:rPr>
+          <w:rFonts w:cs="Times New Roman" w:ascii="Times New Roman" w:hAnsi="Times New Roman"/>
+          <w:color w:val="1F4E79"/>
+          <w:sz w:val="22"/>
+          <w:szCs w:val="22"/>
+        </w:rPr>
+        <w:t xml:space="preserve">Устава</w:t>
+      </w:r>
+      <w:r>
+        <w:rPr>
+          <w:rFonts w:cs="Times New Roman" w:ascii="Times New Roman" w:hAnsi="Times New Roman"/>
+          <w:sz w:val="22"/>
+          <w:szCs w:val="22"/>
+        </w:rPr>
+        <w:t xml:space="preserve">, с одной стороны, и</w:t>
+      </w:r>
+    </w:p>
+    <w:p>
+      <w:pPr>
+        <w:pStyle w:val="Normal"/>
+        <w:spacing w:lineRule="atLeast" w:line="300"/>
+        <w:jc w:val="both"/>
+        <w:rPr>
+          <w:rFonts w:ascii="Times New Roman" w:hAnsi="Times New Roman" w:cs="Times New Roman"/>
+          <w:sz w:val="22"/>
+          <w:szCs w:val="22"/>
+        </w:rPr>
+      </w:pPr>
+      <w:r>
+        <w:rPr>
+          <w:rFonts w:cs="Times New Roman" w:ascii="Times New Roman" w:hAnsi="Times New Roman"/>
+          <w:sz w:val="22"/>
+          <w:szCs w:val="22"/>
+        </w:rPr>
+      </w:r>
+    </w:p>
+    <w:p>
+      <w:pPr>
+        <w:pStyle w:val="Normal"/>
+        <w:spacing w:lineRule="atLeast" w:line="300"/>
+        <w:jc w:val="both"/>
+        <w:rPr>
+          <w:rFonts w:ascii="Times New Roman" w:hAnsi="Times New Roman" w:cs="Times New Roman"/>
+          <w:sz w:val="22"/>
+          <w:szCs w:val="22"/>
+        </w:rPr>
+      </w:pPr>
+      <w:r>
+        <w:rPr>
+          <w:rFonts w:cs="Times New Roman" w:ascii="Times New Roman" w:hAnsi="Times New Roman"/>
+          <w:b/>
+          <w:bCs/>
+          <w:color w:val="1F4E79"/>
+          <w:sz w:val="22"/>
+          <w:szCs w:val="22"/>
+        </w:rPr>
+        <w:t xml:space="preserve">Общество с ограниченной ответственностью «РЕГ.РУ» (ООО «РЕГ.РУ»)</w:t>
+      </w:r>
+      <w:r>
+        <w:rPr>
+          <w:rFonts w:cs="Times New Roman" w:ascii="Times New Roman" w:hAnsi="Times New Roman"/>
+          <w:sz w:val="22"/>
+          <w:szCs w:val="22"/>
+        </w:rPr>
+        <w:t xml:space="preserve">, именуемое в дальнейшем </w:t>
+      </w:r>
+      <w:r>
+        <w:rPr>
+          <w:rFonts w:cs="Times New Roman" w:ascii="Times New Roman" w:hAnsi="Times New Roman"/>
+          <w:b/>
+          <w:bCs/>
+          <w:sz w:val="22"/>
+          <w:szCs w:val="22"/>
+        </w:rPr>
+        <w:t xml:space="preserve">«Исполнитель»</w:t>
+      </w:r>
+      <w:r>
+        <w:rPr>
+          <w:rFonts w:cs="Times New Roman" w:ascii="Times New Roman" w:hAnsi="Times New Roman"/>
+          <w:sz w:val="22"/>
+          <w:szCs w:val="22"/>
+        </w:rPr>
+        <w:t xml:space="preserve">, в лице </w:t>
+      </w:r>
+      <w:r>
+        <w:rPr>
+          <w:rFonts w:cs="Times New Roman" w:ascii="Times New Roman" w:hAnsi="Times New Roman"/>
+          <w:color w:val="1F4E79"/>
+          <w:sz w:val="22"/>
+          <w:szCs w:val="22"/>
+          <w:highlight w:val="yellow"/>
+        </w:rPr>
+        <w:t xml:space="preserve">_______________________________</w:t>
       </w:r>
       <w:r>
         <w:rPr>
@@ -291,232 +367,20 @@
       <w:r>
         <w:rPr>
           <w:rFonts w:cs="Times New Roman" w:ascii="Times New Roman" w:hAnsi="Times New Roman"/>
-          <w:color w:val="FF0000"/>
-          <w:sz w:val="22"/>
-          <w:szCs w:val="22"/>
-        </w:rPr>
-        <w:t>[</w:t>
-      </w:r>
-      <w:r>
-        <w:rPr>
-          <w:rFonts w:cs="Times New Roman" w:ascii="Times New Roman" w:hAnsi="Times New Roman"/>
-          <w:i/>
-          <w:iCs/>
-          <w:color w:val="FF0000"/>
-          <w:sz w:val="22"/>
-          <w:szCs w:val="22"/>
-        </w:rPr>
-        <w:t>основание полномочий</w:t>
-      </w:r>
-      <w:r>
-        <w:rPr>
-          <w:rFonts w:cs="Times New Roman" w:ascii="Times New Roman" w:hAnsi="Times New Roman"/>
-          <w:color w:val="FF0000"/>
-          <w:sz w:val="22"/>
-          <w:szCs w:val="22"/>
-        </w:rPr>
-        <w:t>]</w:t>
-      </w:r>
-      <w:r>
-        <w:rPr>
-          <w:rFonts w:cs="Times New Roman" w:ascii="Times New Roman" w:hAnsi="Times New Roman"/>
-          <w:color w:val="000000" w:themeColor="text1"/>
-          <w:sz w:val="22"/>
-          <w:szCs w:val="22"/>
-        </w:rPr>
-        <w:t xml:space="preserve">, с </w:t>
-      </w:r>
-      <w:r>
-        <w:rPr>
-          <w:rFonts w:cs="Times New Roman" w:ascii="Times New Roman" w:hAnsi="Times New Roman"/>
-          <w:sz w:val="22"/>
-          <w:szCs w:val="22"/>
-        </w:rPr>
-        <w:t>одной стороны, и</w:t>
-      </w:r>
-    </w:p>
-    <w:p>
-      <w:pPr>
-        <w:pStyle w:val="Normal"/>
-        <w:spacing w:lineRule="atLeast" w:line="300"/>
-        <w:jc w:val="both"/>
-        <w:rPr>
-          <w:rFonts w:ascii="Times New Roman" w:hAnsi="Times New Roman" w:cs="Times New Roman"/>
-          <w:sz w:val="22"/>
-          <w:szCs w:val="22"/>
-        </w:rPr>
-      </w:pPr>
-      <w:r>
-        <w:rPr>
-          <w:rFonts w:cs="Times New Roman" w:ascii="Times New Roman" w:hAnsi="Times New Roman"/>
-          <w:sz w:val="22"/>
-          <w:szCs w:val="22"/>
-        </w:rPr>
-      </w:r>
-    </w:p>
-    <w:p>
-      <w:pPr>
-        <w:pStyle w:val="Normal"/>
-        <w:spacing w:lineRule="atLeast" w:line="300"/>
-        <w:jc w:val="both"/>
-        <w:rPr>
-          <w:rFonts w:ascii="Times New Roman" w:hAnsi="Times New Roman" w:cs="Times New Roman"/>
-          <w:sz w:val="22"/>
-          <w:szCs w:val="22"/>
-        </w:rPr>
-      </w:pPr>
-      <w:r>
-        <w:rPr>
-          <w:rFonts w:cs="Times New Roman" w:ascii="Times New Roman" w:hAnsi="Times New Roman"/>
-          <w:b/>
-          <w:bCs/>
-          <w:color w:val="FF0000"/>
-          <w:sz w:val="22"/>
-          <w:szCs w:val="22"/>
-        </w:rPr>
-        <w:t>[</w:t>
-      </w:r>
-      <w:r>
-        <w:rPr>
-          <w:rFonts w:cs="Times New Roman" w:ascii="Times New Roman" w:hAnsi="Times New Roman"/>
-          <w:b/>
-          <w:bCs/>
-          <w:i/>
-          <w:iCs/>
-          <w:color w:val="FF0000"/>
-          <w:sz w:val="22"/>
-          <w:szCs w:val="22"/>
-        </w:rPr>
-        <w:t>Наименование контрагента</w:t>
-      </w:r>
-      <w:r>
-        <w:rPr>
-          <w:rFonts w:cs="Times New Roman" w:ascii="Times New Roman" w:hAnsi="Times New Roman"/>
-          <w:b/>
-          <w:bCs/>
-          <w:color w:val="FF0000"/>
-          <w:sz w:val="22"/>
-          <w:szCs w:val="22"/>
-        </w:rPr>
-        <w:t>]</w:t>
-      </w:r>
-      <w:r>
-        <w:rPr>
-          <w:rFonts w:cs="Times New Roman" w:ascii="Times New Roman" w:hAnsi="Times New Roman"/>
-          <w:sz w:val="22"/>
-          <w:szCs w:val="22"/>
-        </w:rPr>
-        <w:t>,</w:t>
-      </w:r>
-      <w:r>
-        <w:rPr>
-          <w:rFonts w:cs="Times New Roman" w:ascii="Times New Roman" w:hAnsi="Times New Roman"/>
-          <w:b/>
-          <w:bCs/>
-          <w:sz w:val="22"/>
-          <w:szCs w:val="22"/>
-        </w:rPr>
-        <w:t xml:space="preserve"> </w:t>
-      </w:r>
-      <w:r>
-        <w:rPr>
-          <w:rFonts w:cs="Times New Roman" w:ascii="Times New Roman" w:hAnsi="Times New Roman"/>
-          <w:sz w:val="22"/>
-          <w:szCs w:val="22"/>
-        </w:rPr>
-        <w:t>именуемое в дальнейшем «</w:t>
-      </w:r>
-      <w:r>
-        <w:rPr>
-          <w:rFonts w:cs="Times New Roman" w:ascii="Times New Roman" w:hAnsi="Times New Roman"/>
-          <w:b/>
-          <w:bCs/>
-          <w:sz w:val="22"/>
-          <w:szCs w:val="22"/>
-        </w:rPr>
-        <w:t>Исполнитель</w:t>
-      </w:r>
-      <w:r>
-        <w:rPr>
-          <w:rFonts w:cs="Times New Roman" w:ascii="Times New Roman" w:hAnsi="Times New Roman"/>
-          <w:sz w:val="22"/>
-          <w:szCs w:val="22"/>
-        </w:rPr>
-        <w:t xml:space="preserve">», в лице </w:t>
-      </w:r>
-      <w:r>
-        <w:rPr>
-          <w:rFonts w:cs="Times New Roman" w:ascii="Times New Roman" w:hAnsi="Times New Roman"/>
-          <w:color w:val="FF0000"/>
-          <w:sz w:val="22"/>
-          <w:szCs w:val="22"/>
-        </w:rPr>
-        <w:t>[</w:t>
-      </w:r>
-      <w:r>
-        <w:rPr>
-          <w:rFonts w:cs="Times New Roman" w:ascii="Times New Roman" w:hAnsi="Times New Roman"/>
-          <w:i/>
-          <w:iCs/>
-          <w:color w:val="FF0000"/>
-          <w:sz w:val="22"/>
-          <w:szCs w:val="22"/>
-        </w:rPr>
-        <w:t>ФИО подписанта и должность</w:t>
-      </w:r>
-      <w:r>
-        <w:rPr>
-          <w:rFonts w:cs="Times New Roman" w:ascii="Times New Roman" w:hAnsi="Times New Roman"/>
-          <w:color w:val="FF0000"/>
-          <w:sz w:val="22"/>
-          <w:szCs w:val="22"/>
-        </w:rPr>
-        <w:t>]</w:t>
-      </w:r>
-      <w:r>
-        <w:rPr>
-          <w:rFonts w:cs="Times New Roman" w:ascii="Times New Roman" w:hAnsi="Times New Roman"/>
-          <w:sz w:val="22"/>
-          <w:szCs w:val="22"/>
-        </w:rPr>
-        <w:t xml:space="preserve">, действующего на основании </w:t>
-      </w:r>
-      <w:r>
-        <w:rPr>
-          <w:rFonts w:cs="Times New Roman" w:ascii="Times New Roman" w:hAnsi="Times New Roman"/>
-          <w:color w:val="FF0000"/>
-          <w:sz w:val="22"/>
-          <w:szCs w:val="22"/>
-        </w:rPr>
-        <w:t>[</w:t>
-      </w:r>
-      <w:r>
-        <w:rPr>
-          <w:rFonts w:cs="Times New Roman" w:ascii="Times New Roman" w:hAnsi="Times New Roman"/>
-          <w:i/>
-          <w:iCs/>
-          <w:color w:val="FF0000"/>
-          <w:sz w:val="22"/>
-          <w:szCs w:val="22"/>
-        </w:rPr>
-        <w:t>основание полномочий</w:t>
-      </w:r>
-      <w:r>
-        <w:rPr>
-          <w:rFonts w:cs="Times New Roman" w:ascii="Times New Roman" w:hAnsi="Times New Roman"/>
-          <w:color w:val="FF0000"/>
-          <w:sz w:val="22"/>
-          <w:szCs w:val="22"/>
-        </w:rPr>
-        <w:t>]</w:t>
-      </w:r>
-      <w:r>
-        <w:rPr>
-          <w:rFonts w:cs="Times New Roman" w:ascii="Times New Roman" w:hAnsi="Times New Roman"/>
-          <w:sz w:val="22"/>
-          <w:szCs w:val="22"/>
-        </w:rPr>
-        <w:t xml:space="preserve">, с другой стороны, </w:t>
+          <w:color w:val="1F4E79"/>
+          <w:sz w:val="22"/>
+          <w:szCs w:val="22"/>
+          <w:highlight w:val="yellow"/>
+        </w:rPr>
+        <w:t xml:space="preserve">___________________</w:t>
+      </w:r>
+      <w:r>
+        <w:rPr>
+          <w:rFonts w:cs="Times New Roman" w:ascii="Times New Roman" w:hAnsi="Times New Roman"/>
+          <w:sz w:val="22"/>
+          <w:szCs w:val="22"/>
+        </w:rPr>
+        <w:t xml:space="preserve">, с другой стороны,</w:t>
       </w:r>
     </w:p>
     <w:p>
@@ -556,122 +420,60 @@
           <w:sz w:val="22"/>
           <w:szCs w:val="22"/>
         </w:rPr>
-        <w:t>именуемые вместе «</w:t>
-      </w:r>
-      <w:r>
-        <w:rPr>
-          <w:rFonts w:cs="Times New Roman" w:ascii="Times New Roman" w:hAnsi="Times New Roman"/>
-          <w:b/>
-          <w:bCs/>
-          <w:sz w:val="22"/>
-          <w:szCs w:val="22"/>
-        </w:rPr>
-        <w:t>Стороны</w:t>
-      </w:r>
-      <w:r>
-        <w:rPr>
-          <w:rFonts w:cs="Times New Roman" w:ascii="Times New Roman" w:hAnsi="Times New Roman"/>
-          <w:sz w:val="22"/>
-          <w:szCs w:val="22"/>
-        </w:rPr>
-        <w:t xml:space="preserve">», заключили настоящее дополнительное соглашение (далее – </w:t>
-      </w:r>
-      <w:r>
-        <w:rPr>
-          <w:rFonts w:cs="Times New Roman" w:ascii="Times New Roman" w:hAnsi="Times New Roman"/>
-          <w:b/>
-          <w:sz w:val="22"/>
-          <w:szCs w:val="22"/>
-        </w:rPr>
-        <w:t>Соглашение</w:t>
-      </w:r>
-      <w:r>
-        <w:rPr>
-          <w:rFonts w:cs="Times New Roman" w:ascii="Times New Roman" w:hAnsi="Times New Roman"/>
-          <w:sz w:val="22"/>
-          <w:szCs w:val="22"/>
-        </w:rPr>
-        <w:t xml:space="preserve">) к </w:t>
-      </w:r>
-      <w:r>
-        <w:rPr>
-          <w:rFonts w:cs="Times New Roman" w:ascii="Times New Roman" w:hAnsi="Times New Roman"/>
-          <w:bCs/>
-          <w:sz w:val="22"/>
-          <w:szCs w:val="22"/>
-        </w:rPr>
-        <w:t xml:space="preserve">Договору № </w:t>
-      </w:r>
-      <w:r>
-        <w:rPr>
-          <w:rFonts w:cs="Times New Roman" w:ascii="Times New Roman" w:hAnsi="Times New Roman"/>
-          <w:color w:val="FF0000"/>
-          <w:sz w:val="22"/>
-          <w:szCs w:val="22"/>
-        </w:rPr>
-        <w:t xml:space="preserve">[номер] </w:t>
-      </w:r>
-      <w:r>
-        <w:rPr>
-          <w:rFonts w:cs="Times New Roman" w:ascii="Times New Roman" w:hAnsi="Times New Roman"/>
-          <w:sz w:val="22"/>
-          <w:szCs w:val="22"/>
-        </w:rPr>
-        <w:t xml:space="preserve">от </w:t>
-      </w:r>
-      <w:r>
-        <w:rPr>
-          <w:rFonts w:cs="Times New Roman" w:ascii="Times New Roman" w:hAnsi="Times New Roman"/>
-          <w:color w:val="FF0000"/>
-          <w:sz w:val="22"/>
-          <w:szCs w:val="22"/>
-        </w:rPr>
-        <w:t>[</w:t>
-      </w:r>
-      <w:r>
-        <w:rPr>
-          <w:rFonts w:cs="Times New Roman" w:ascii="Times New Roman" w:hAnsi="Times New Roman"/>
-          <w:i/>
-          <w:iCs/>
-          <w:color w:val="FF0000"/>
-          <w:sz w:val="22"/>
-          <w:szCs w:val="22"/>
-        </w:rPr>
-        <w:t>дата, месяц, год</w:t>
-      </w:r>
-      <w:r>
-        <w:rPr>
-          <w:rFonts w:cs="Times New Roman" w:ascii="Times New Roman" w:hAnsi="Times New Roman"/>
-          <w:color w:val="FF0000"/>
-          <w:sz w:val="22"/>
-          <w:szCs w:val="22"/>
-        </w:rPr>
-        <w:t xml:space="preserve">] </w:t>
-      </w:r>
-      <w:r>
-        <w:rPr>
-          <w:rFonts w:cs="Times New Roman" w:ascii="Times New Roman" w:hAnsi="Times New Roman"/>
-          <w:sz w:val="22"/>
-          <w:szCs w:val="22"/>
-        </w:rPr>
-        <w:t>(«</w:t>
-      </w:r>
-      <w:r>
-        <w:rPr>
-          <w:rFonts w:cs="Times New Roman" w:ascii="Times New Roman" w:hAnsi="Times New Roman"/>
-          <w:b/>
-          <w:sz w:val="22"/>
-          <w:szCs w:val="22"/>
-        </w:rPr>
-        <w:t>Договор</w:t>
-      </w:r>
-      <w:r>
-        <w:rPr>
-          <w:rFonts w:cs="Times New Roman" w:ascii="Times New Roman" w:hAnsi="Times New Roman"/>
-          <w:sz w:val="22"/>
-          <w:szCs w:val="22"/>
-        </w:rPr>
-        <w:t>») о нижеследующем</w:t>
+        <w:t xml:space="preserve">именуемые вместе </w:t>
+      </w:r>
+      <w:r>
+        <w:rPr>
+          <w:rFonts w:cs="Times New Roman" w:ascii="Times New Roman" w:hAnsi="Times New Roman"/>
+          <w:b/>
+          <w:bCs/>
+          <w:sz w:val="22"/>
+          <w:szCs w:val="22"/>
+        </w:rPr>
+        <w:t xml:space="preserve">«Стороны»</w:t>
+      </w:r>
+      <w:r>
+        <w:rPr>
+          <w:rFonts w:cs="Times New Roman" w:ascii="Times New Roman" w:hAnsi="Times New Roman"/>
+          <w:sz w:val="22"/>
+          <w:szCs w:val="22"/>
+        </w:rPr>
+        <w:t xml:space="preserve">, заключили настоящее дополнительное соглашение (далее – Соглашение) к Договору № </w:t>
+      </w:r>
+      <w:r>
+        <w:rPr>
+          <w:rFonts w:cs="Times New Roman" w:ascii="Times New Roman" w:hAnsi="Times New Roman"/>
+          <w:color w:val="1F4E79"/>
+          <w:sz w:val="22"/>
+          <w:szCs w:val="22"/>
+        </w:rPr>
+        <w:t xml:space="preserve">15187386</w:t>
+      </w:r>
+      <w:r>
+        <w:rPr>
+          <w:rFonts w:cs="Times New Roman" w:ascii="Times New Roman" w:hAnsi="Times New Roman"/>
+          <w:sz w:val="22"/>
+          <w:szCs w:val="22"/>
+        </w:rPr>
+        <w:t xml:space="preserve"> от </w:t>
+      </w:r>
+      <w:r>
+        <w:rPr>
+          <w:rFonts w:cs="Times New Roman" w:ascii="Times New Roman" w:hAnsi="Times New Roman"/>
+          <w:color w:val="1F4E79"/>
+          <w:sz w:val="22"/>
+          <w:szCs w:val="22"/>
+          <w:highlight w:val="yellow"/>
+        </w:rPr>
+        <w:t xml:space="preserve">«___» ____________ 20___ г.</w:t>
+      </w:r>
+      <w:r>
+        <w:rPr>
+          <w:rFonts w:cs="Times New Roman" w:ascii="Times New Roman" w:hAnsi="Times New Roman"/>
+          <w:sz w:val="22"/>
+          <w:szCs w:val="22"/>
+        </w:rPr>
+        <w:t xml:space="preserve"> («Договор») о нижеследующем</w:t>
       </w:r>
     </w:p>
     <w:p>
@@ -772,7 +574,24 @@
           <w:sz w:val="22"/>
           <w:szCs w:val="22"/>
         </w:rPr>
-        <w:t xml:space="preserve">Заказчик в соответствии с п. 3 ст. 6 Федерального закона от 27.07.2006 года № 152-ФЗ «О персональных данных» поручает, а Исполнитель обязуется осуществлять обработку персональных данных, согласованных Сторонами в тексте настоящего Соглашения. </w:t>
+        <w:t xml:space="preserve">Заказчик в соответствии с п. 3 ст. 6 Федерального закона от 27.07.2006 года № 152-ФЗ «О персональных данных» поручает, а Исполнитель обязуется осуществлять обработку персональных данных, </w:t>
+      </w:r>
+      <w:r>
+        <w:rPr>
+          <w:rFonts w:cs="Times New Roman" w:ascii="Times New Roman" w:hAnsi="Times New Roman"/>
+          <w:color w:val="1F4E79"/>
+          <w:sz w:val="22"/>
+          <w:szCs w:val="22"/>
+        </w:rPr>
+        <w:t xml:space="preserve">перечень которых определён в Приложении № 1 к настоящему Соглашению, являющемся его неотъемлемой частью</w:t>
+      </w:r>
+      <w:r>
+        <w:rPr>
+          <w:rFonts w:cs="Times New Roman" w:ascii="Times New Roman" w:hAnsi="Times New Roman"/>
+          <w:sz w:val="22"/>
+          <w:szCs w:val="22"/>
+        </w:rPr>
+        <w:t xml:space="preserve">. </w:t>
       </w:r>
     </w:p>
     <w:p>
@@ -1353,7 +1172,24 @@
           <w:sz w:val="22"/>
           <w:szCs w:val="22"/>
         </w:rPr>
-        <w:t>2.3.3. Для достижения целей настоящего соглашения, если иное не предусмотрено Договором, Обработчик вправе без согласования с Оператором за свой счет привлекать к обработке в порядке перепоручения третьи лица, с которыми у Обработчика заключены соответствующие договоры, при условии обеспечения указанными третьими лицами конфиденциальности и безопасности персональных данных при обработке, и, если такие лица находятся в странах, обеспечивающих адекватный уровень защиты персональных данных. Договоры с третьими лицами должны содержать объем обязанностей третьих лиц не меньше, чем тот, который установлен настоящим Дополнительным соглашением. Обработчик обязуется по запросу Оператора предоставить сведения о подобных третьих лицах.</w:t>
+        <w:t xml:space="preserve">2.3.3. </w:t>
+      </w:r>
+      <w:r>
+        <w:rPr>
+          <w:rFonts w:cs="Times New Roman" w:ascii="Times New Roman" w:hAnsi="Times New Roman"/>
+          <w:color w:val="1F4E79"/>
+          <w:sz w:val="22"/>
+          <w:szCs w:val="22"/>
+        </w:rPr>
+        <w:t xml:space="preserve">Обработчик вправе привлекать к обработке персональных данных третьих лиц только с предварительного письменного согласия Оператора и исключительно при условии обработки таких данных на территории Российской Федерации.</w:t>
+      </w:r>
+      <w:r>
+        <w:rPr>
+          <w:rFonts w:cs="Times New Roman" w:ascii="Times New Roman" w:hAnsi="Times New Roman"/>
+          <w:sz w:val="22"/>
+          <w:szCs w:val="22"/>
+        </w:rPr>
+        <w:t xml:space="preserve"> Договоры с третьими лицами должны содержать объем обязанностей третьих лиц не меньше, чем тот, который установлен настоящим Дополнительным соглашением. Обработчик обязуется по запросу Оператора предоставить сведения о подобных третьих лицах.</w:t>
       </w:r>
     </w:p>
     <w:p>
@@ -1916,13 +1752,20 @@
       </w:pPr>
       <w:r>
         <w:rPr>
-          <w:rFonts w:eastAsia="Times New Roman" w:cs="Times New Roman" w:ascii="Times New Roman" w:hAnsi="Times New Roman"/>
-          <w:bCs/>
-          <w:sz w:val="22"/>
-          <w:szCs w:val="22"/>
-          <w:lang w:eastAsia="ja-JP" w:bidi="ar-SA"/>
-        </w:rPr>
-        <w:t>Для достижения целей обработки персональных данных, если иное не предусмотрено Договором, Обработчик вправе без  согласования с Оператором за свой счет привлекать к обработке в порядке перепоручения третьи лица, с которыми у Обработчика заключены соответствующие договоры, при условии обеспечения указанными третьими лицами конфиденциальности и безопасности персональных данных при обработке, и если такие лица находятся в странах, обеспечивающих адекватный уровень защиты персональных данных. Договоры с третьими лицами должны содержать объем обязанностей третьих лиц не меньше, чем тот, который установлен настоящим Дополнительным соглашением. Обработчик обязуется по запросу Оператора предоставить сведения о подобных третьих лицах, а также сведения о том, доступ к каким персональных данных, каких субъектов и в каких целях был предоставлен третьим лицам.</w:t>
+          <w:rFonts w:cs="Times New Roman" w:ascii="Times New Roman" w:hAnsi="Times New Roman"/>
+          <w:color w:val="1F4E79"/>
+          <w:sz w:val="22"/>
+          <w:szCs w:val="22"/>
+        </w:rPr>
+        <w:t xml:space="preserve">Обработчик вправе привлекать к обработке персональных данных третьих лиц только с предварительного письменного согласия Оператора и исключительно при условии обработки таких данных на территории Российской Федерации.</w:t>
+      </w:r>
+      <w:r>
+        <w:rPr>
+          <w:rFonts w:cs="Times New Roman" w:ascii="Times New Roman" w:hAnsi="Times New Roman"/>
+          <w:sz w:val="22"/>
+          <w:szCs w:val="22"/>
+        </w:rPr>
+        <w:t xml:space="preserve"> Договоры с третьими лицами должны содержать объем обязанностей третьих лиц не меньше, чем тот, который установлен настоящим Дополнительным соглашением. Обработчик обязуется по запросу Оператора предоставить сведения о подобных третьих лицах, а также сведения о том, доступ к каким персональным данным, каких субъектов и в каких целях был предоставлен третьим лицам.</w:t>
       </w:r>
     </w:p>
     <w:p>
@@ -2404,46 +2247,28 @@
       <w:r>
         <w:rPr>
           <w:rFonts w:cs="Times New Roman" w:ascii="Times New Roman" w:hAnsi="Times New Roman"/>
-          <w:bCs/>
-          <w:sz w:val="22"/>
-          <w:szCs w:val="22"/>
-        </w:rPr>
-        <w:t>6.1. При обнаружении нарушения систем защиты персональных данных, Обработчик должно сообщить об этом Оператору в разумные сроки, исключающие неоправданную задержку.</w:t>
-      </w:r>
-      <w:r>
-        <w:rPr>
-          <w:rFonts w:cs="Times New Roman" w:ascii="Times New Roman" w:hAnsi="Times New Roman"/>
-          <w:sz w:val="22"/>
-          <w:szCs w:val="22"/>
-        </w:rPr>
-        <w:t xml:space="preserve">  В случае установления факта неправомерной или случайной передачи (предоставления, распространения, доступа</w:t>
-      </w:r>
-      <w:r>
-        <w:rPr>
-          <w:rFonts w:cs="Times New Roman" w:ascii="Times New Roman" w:hAnsi="Times New Roman"/>
-          <w:color w:val="000000" w:themeColor="text1"/>
-          <w:sz w:val="22"/>
-          <w:szCs w:val="22"/>
-        </w:rPr>
-        <w:t xml:space="preserve">) персональных данных, повлекшей нарушение прав субъектов персональных данных, Обработчик сообщает Оператору по адресу электронной почты </w:t>
-      </w:r>
-      <w:r>
-        <w:rPr>
-          <w:rFonts w:cs="Times New Roman" w:ascii="Times New Roman" w:hAnsi="Times New Roman"/>
-          <w:color w:val="FF0000"/>
-          <w:sz w:val="22"/>
-          <w:szCs w:val="22"/>
-        </w:rPr>
-        <w:t>________</w:t>
-      </w:r>
-      <w:r>
-        <w:rPr>
-          <w:rFonts w:cs="Times New Roman" w:ascii="Times New Roman" w:hAnsi="Times New Roman"/>
-          <w:color w:val="000000" w:themeColor="text1"/>
-          <w:sz w:val="22"/>
-          <w:szCs w:val="22"/>
-        </w:rPr>
-        <w:t>в течение 12 (двенадцати) часов с момента выявления информацию:</w:t>
+          <w:sz w:val="22"/>
+          <w:szCs w:val="22"/>
+        </w:rPr>
+        <w:t xml:space="preserve">6.1. При обнаружении нарушения систем защиты персональных данных, Обработчик должно сообщить об этом Оператору в разумные сроки, исключающие неоправданную задержку. В случае установления факта неправомерной или случайной передачи (предоставления, распространения, доступа) персональных данных, повлекшей нарушение прав субъектов персональных данных, Обработчик сообщает Оператору по адресу электронной почты </w:t>
+      </w:r>
+      <w:r>
+        <w:rPr>
+          <w:rFonts w:cs="Times New Roman" w:ascii="Times New Roman" w:hAnsi="Times New Roman"/>
+          <w:color w:val="1F4E79"/>
+          <w:sz w:val="22"/>
+          <w:szCs w:val="22"/>
+          <w:highlight w:val="yellow"/>
+        </w:rPr>
+        <w:t xml:space="preserve">_____________________</w:t>
+      </w:r>
+      <w:r>
+        <w:rPr>
+          <w:rFonts w:cs="Times New Roman" w:ascii="Times New Roman" w:hAnsi="Times New Roman"/>
+          <w:sz w:val="22"/>
+          <w:szCs w:val="22"/>
+        </w:rPr>
+        <w:t xml:space="preserve"> в течение 12 (двенадцати) часов с момента выявления информацию:</w:t>
       </w:r>
     </w:p>
     <w:p>
@@ -2737,11 +2562,27 @@
       <w:r>
         <w:rPr>
           <w:rFonts w:cs="Times New Roman" w:ascii="Times New Roman" w:hAnsi="Times New Roman"/>
-          <w:bCs/>
-          <w:sz w:val="22"/>
-          <w:szCs w:val="22"/>
-        </w:rPr>
-        <w:t>7.2. Прекращение обработки и удаление персональных данных, согласно пункту 7.1 Соглашения, осуществляется в течение 3 (трех) рабочих дней по истечении периода для восстановления информационной системы (ресурса) продолжительностью до 60 (шестидесяти) календарных дней.</w:t>
+          <w:sz w:val="22"/>
+          <w:szCs w:val="22"/>
+        </w:rPr>
+        <w:t xml:space="preserve">7.2. Прекращение обработки и удаление персональных данных, согласно пункту 7.1 Соглашения, осуществляется в течение 3 (трех) рабочих дней по истечении периода для восстановления информационной системы (ресурса) продолжительностью до </w:t>
+      </w:r>
+      <w:r>
+        <w:rPr>
+          <w:rFonts w:cs="Times New Roman" w:ascii="Times New Roman" w:hAnsi="Times New Roman"/>
+          <w:color w:val="1F4E79"/>
+          <w:sz w:val="22"/>
+          <w:szCs w:val="22"/>
+        </w:rPr>
+        <w:t xml:space="preserve">30 (тридцати)</w:t>
+      </w:r>
+      <w:r>
+        <w:rPr>
+          <w:rFonts w:cs="Times New Roman" w:ascii="Times New Roman" w:hAnsi="Times New Roman"/>
+          <w:sz w:val="22"/>
+          <w:szCs w:val="22"/>
+        </w:rPr>
+        <w:t xml:space="preserve"> календарных дней.</w:t>
       </w:r>
     </w:p>
     <w:p>
@@ -2760,11 +2601,27 @@
       <w:r>
         <w:rPr>
           <w:rFonts w:cs="Times New Roman" w:ascii="Times New Roman" w:hAnsi="Times New Roman"/>
-          <w:bCs/>
-          <w:sz w:val="22"/>
-          <w:szCs w:val="22"/>
-        </w:rPr>
-        <w:t>7.3. Обработчик по запросу Оператора предоставляет ему акты удаления, подтверждающие факт удаления персональных данных.</w:t>
+          <w:sz w:val="22"/>
+          <w:szCs w:val="22"/>
+        </w:rPr>
+        <w:t xml:space="preserve">7.3. Обработчик </w:t>
+      </w:r>
+      <w:r>
+        <w:rPr>
+          <w:rFonts w:cs="Times New Roman" w:ascii="Times New Roman" w:hAnsi="Times New Roman"/>
+          <w:color w:val="1F4E79"/>
+          <w:sz w:val="22"/>
+          <w:szCs w:val="22"/>
+        </w:rPr>
+        <w:t xml:space="preserve">в течение 3 (трех) рабочих дней с даты удаления персональных данных направляет Оператору акт об уничтожении персональных данных и выгрузку из журнала регистрации событий в информационной системе без дополнительного запроса</w:t>
+      </w:r>
+      <w:r>
+        <w:rPr>
+          <w:rFonts w:cs="Times New Roman" w:ascii="Times New Roman" w:hAnsi="Times New Roman"/>
+          <w:sz w:val="22"/>
+          <w:szCs w:val="22"/>
+        </w:rPr>
+        <w:t xml:space="preserve">.</w:t>
       </w:r>
     </w:p>
     <w:p>
@@ -3108,6 +2965,20 @@
               </w:rPr>
               <w:t>Оператор:</w:t>
             </w:r>
+            <w:r>
+              <w:rPr>
+                <w:rFonts w:cs="Times New Roman" w:ascii="Times New Roman" w:hAnsi="Times New Roman"/>
+                <w:color w:val="1F4E79"/>
+                <w:sz w:val="22"/>
+                <w:szCs w:val="22"/>
+              </w:rPr>
+              <w:br/>
+              <w:t xml:space="preserve">ООО «АРИТМЕД»</w:t>
+              <w:br/>
+              <w:t xml:space="preserve">ИНН 9726013334, ОГРН 1227700287330</w:t>
+              <w:br/>
+              <w:t xml:space="preserve">Генеральный директор Кульбачинская Е. К.</w:t>
+            </w:r>
           </w:p>
         </w:tc>
         <w:tc>
@@ -3145,6 +3016,16 @@
                 <w:lang w:val="ru-RU" w:eastAsia="hi-IN" w:bidi="hi-IN"/>
               </w:rPr>
               <w:t>Обработчик:</w:t>
+            </w:r>
+            <w:r>
+              <w:rPr>
+                <w:rFonts w:cs="Times New Roman" w:ascii="Times New Roman" w:hAnsi="Times New Roman"/>
+                <w:color w:val="1F4E79"/>
+                <w:sz w:val="22"/>
+                <w:szCs w:val="22"/>
+              </w:rPr>
+              <w:br/>
+              <w:t xml:space="preserve">ООО «РЕГ.РУ»</w:t>
             </w:r>
           </w:p>
         </w:tc>
